--- a/worksheets/Lab17-Worksheet.docx
+++ b/worksheets/Lab17-Worksheet.docx
@@ -24,7 +24,7 @@
           <w:color w:val="1A3C6E"/>
           <w:sz w:val="32"/>
         </w:rPr>
-        <w:t>Lab 17 — Read text in images</w:t>
+        <w:t>Lab 17 — Develop a Voice Live agent</w:t>
       </w:r>
     </w:p>
     <w:p>
@@ -36,7 +36,7 @@
           <w:color w:val="888888"/>
           <w:sz w:val="20"/>
         </w:rPr>
-        <w:t>Week 7  |  Required</w:t>
+        <w:t>Week 6  |  Required</w:t>
       </w:r>
     </w:p>
     <w:p/>
@@ -117,7 +117,7 @@
     </w:p>
     <w:p>
       <w:r>
-        <w:t>In this lab, you provisioned an Azure AI Vision resource and built a Python application that uses the VisualFeatures.READ feature to extract printed and handwritten text from images, annotate detected text lines in an output image, and then extract individual words with confidence scores.</w:t>
+        <w:t>Students deployed a gpt-4.1-powered chat agent in Microsoft Foundry and built a Python client application using the Voice Live API that connected the agent to real-time microphone input and speaker output via WebRTC-based audio streaming with echo cancellation, noise reduction, and semantic voice-activity detection. The running application cycled through Listening, Processing, and Speaking states, displayed closed-caption transcripts of both sides of the conversation, and printed a full session transcript upon termination.</w:t>
       </w:r>
     </w:p>
     <w:p/>
@@ -145,12 +145,12 @@
           <w:b/>
           <w:sz w:val="22"/>
         </w:rPr>
-        <w:t>Screenshot 1 — Line-Level Text Extraction Output</w:t>
+        <w:t>Screenshot 1 — Voice Live Listening State</w:t>
       </w:r>
     </w:p>
     <w:p>
       <w:r>
-        <w:t>After adding the code under the 'Print the text' comment and running 'python read-text.py images/Lincoln.jpg', capture the Cloud Shell console output showing the extracted text lines read from the Lincoln memorial inscription image.</w:t>
+        <w:t>Terminal output of chat-client.py showing the 'Listening...' status indicator and microphone-active prompt as the Voice Live API waits for the user to speak.</w:t>
       </w:r>
     </w:p>
     <w:tbl>
@@ -193,12 +193,12 @@
           <w:b/>
           <w:sz w:val="22"/>
         </w:rPr>
-        <w:t>Screenshot 2 — Annotated Lines Image</w:t>
+        <w:t>Screenshot 2 — Voice Live Speaking State</w:t>
       </w:r>
     </w:p>
     <w:p>
       <w:r>
-        <w:t>After running the program on images/Lincoln.jpg, download the generated 'lines.jpg' file using the Cloud Shell 'download' command. Take a screenshot of the downloaded lines.jpg image showing the bounding polygon annotations drawn around each detected line of text.</w:t>
+        <w:t>Terminal output displaying 'Speaking...' status alongside the closed-caption text of the agent's synthesized spoken response streamed back through the Voice Live API.</w:t>
       </w:r>
     </w:p>
     <w:tbl>
@@ -241,60 +241,12 @@
           <w:b/>
           <w:sz w:val="22"/>
         </w:rPr>
-        <w:t>Screenshot 3 — Individual Word Extraction with Confidence Scores</w:t>
+        <w:t>Screenshot 3 — Session Transcript</w:t>
       </w:r>
     </w:p>
     <w:p>
       <w:r>
-        <w:t>After adding the code under the 'Find individual words in each line' comment and re-running the program on images/Lincoln.jpg or images/Business-card.jpg, capture the Cloud Shell console output showing the individual words printed with their confidence percentages.</w:t>
-      </w:r>
-    </w:p>
-    <w:tbl>
-      <w:tblPr>
-        <w:tblStyle w:val="TableGrid"/>
-        <w:tblW w:type="auto" w:w="0"/>
-        <w:jc w:val="center"/>
-        <w:tblLook w:firstColumn="1" w:firstRow="1" w:lastColumn="0" w:lastRow="0" w:noHBand="0" w:noVBand="1" w:val="04A0"/>
-      </w:tblPr>
-      <w:tblGrid>
-        <w:gridCol w:w="9360"/>
-      </w:tblGrid>
-      <w:tr>
-        <w:tc>
-          <w:tcPr>
-            <w:tcW w:type="dxa" w:w="8640"/>
-            <w:shd w:fill="F2F2F2" w:val="clear"/>
-          </w:tcPr>
-          <w:p>
-            <w:pPr>
-              <w:spacing w:before="1200" w:after="1200"/>
-              <w:jc w:val="center"/>
-            </w:pPr>
-            <w:r>
-              <w:rPr>
-                <w:i/>
-                <w:color w:val="999999"/>
-                <w:sz w:val="24"/>
-              </w:rPr>
-              <w:t>[ Insert Screenshot Here ]</w:t>
-            </w:r>
-          </w:p>
-        </w:tc>
-      </w:tr>
-    </w:tbl>
-    <w:p/>
-    <w:p>
-      <w:r>
-        <w:rPr>
-          <w:b/>
-          <w:sz w:val="22"/>
-        </w:rPr>
-        <w:t>Screenshot 4 — Handwritten Note Text Extraction</w:t>
-      </w:r>
-    </w:p>
-    <w:p>
-      <w:r>
-        <w:t>Run the program with 'python read-text.py images/Note.jpg' to extract text from the handwritten shopping list image. Capture the Cloud Shell console output showing the extracted text lines and individual words recognized from the handwritten note.</w:t>
+        <w:t>End-of-session transcript printed to the console showing the full turn-by-turn exchange—user prompts and agent responses—captured during the Voice Live conversation.</w:t>
       </w:r>
     </w:p>
     <w:tbl>
@@ -347,7 +299,7 @@
           <w:b/>
           <w:sz w:val="22"/>
         </w:rPr>
-        <w:t>1. Compare the OCR results from the printed text on the Lincoln memorial (Lincoln.jpg) versus the handwritten shopping list (Note.jpg). How did the confidence scores differ between printed and handwritten text, and what does that tell you about the model's strengths?</w:t>
+        <w:t>1. The Voice Live API uses semantic voice-activity detection (VAD) to determine when a speaker has finished a turn rather than relying on a fixed silence timeout. What advantage does semantic VAD provide for natural conversation, and what failure modes could it introduce if the agent misidentifies a mid-sentence pause as a turn boundary?</w:t>
       </w:r>
     </w:p>
     <w:p>
@@ -368,7 +320,7 @@
           <w:b/>
           <w:sz w:val="22"/>
         </w:rPr>
-        <w:t>2. When you examined the words.jpg annotated image, how did the word-level bounding polygons differ from the line-level annotations in lines.jpg? In what business scenario would word-level extraction be more useful than line-level extraction?</w:t>
+        <w:t>2. The chat-client.py application enables audio echo cancellation and noise reduction before establishing the Voice Live session. Why are these preprocessing steps especially important for a voice-based agent compared to a text-based chatbot, and what types of environments would most benefit from them?</w:t>
       </w:r>
     </w:p>
     <w:p>
@@ -389,7 +341,7 @@
           <w:b/>
           <w:sz w:val="22"/>
         </w:rPr>
-        <w:t>3. The Business-card.jpg image contains structured information like names, phone numbers, and addresses. How accurately did the OCR extract these fields, and what additional processing would you need to build a complete business card scanner application?</w:t>
+        <w:t>3. The Voice Live API (api-version 2026-01-01-preview) connects a Foundry-hosted agent to real-time audio rather than text. What additional latency constraints and infrastructure considerations—compared to a synchronous REST API call—must you account for when designing a production voice agent that will serve hundreds of simultaneous users?</w:t>
       </w:r>
     </w:p>
     <w:p>
